--- a/B2_Final_v2.docx
+++ b/B2_Final_v2.docx
@@ -62,7 +62,15 @@
         <w:rPr>
           <w:b w:val="0"/>
         </w:rPr>
-        <w:t xml:space="preserve">Governance concentration in Decentralized Physical Infrastructure Networks (DePIN) is not statistically distinguishable from decentralized finance (DeFi) benchmarks in a 35-protocol cross-section: Herfindahl-Hirschman Index (HHI) values range from 0.004 to 0.199 (March 2026 snapshot, protocol-controlled addresses excluded), with DePIN mean HHI 0.088 versus DeFi mean 0.059 (Welch t-test p = 0.20, Cohen’s d = 0.54). This sector invariance finding contradicts a common assumption that hardware-network tokens are inherently more concentrated than pure-software DeFi governance. To evaluate what this concentration means for institutional legitimacy, we develop a normative framework translating five political-philosophical traditions into evaluable design criteria for tokenized systems. A systematic exclusion methodology removing 35 protocol-controlled addresses (staking contracts, exchange custodians, vesting locks, and protocol treasuries) across 19 protocols reveals that naive holder-list analysis overstates concentration by up to 5x in affected protocols. Neither sector membership nor initial token allocation predicts long-run governance concentration (insider allocation vs HHI: r = +0.08, p = 0.64, N = 33; on-chain subsidy ratio vs HHI: r = +0.15, p = 0.57, N = 17), and this null is robust to alternative concentration metrics (normalized entropy, Gini, Top-10 share). A systematic data coverage asymmetry between DeFi and DePIN financial metrics constrains cross-sector inference; on-chain measurement partially closes this gap. However, delegation amplifies concentration unevenly: DePIN protocols show voting-power HHI 3 to 6 times their holding HHI, while infrastructure protocols show the reverse pattern. The framework and dataset offer a replicable foundation for evaluating legitimacy in programmable institutions.</w:t>
+        <w:t>Governance concentration in Decentralized Physical Infrastructure Networks (DePIN) is not statistically distinguishable from decentralized finance (DeFi) benchmarks in a 35-protocol cross-section: Herfindahl-Hirschman Index (HHI) values range from 0.004 to 0.199 (March 2026 snapshot, protocol-controlled addresses excluded), with DePIN mean HHI 0.088 versus DeFi mean 0.059 (Welch t-test p = 0.07, Cohen’s d = 0.54). This sector invariance finding contradicts a common assumption that hardware-network tokens are inherently more concentrated than pure-software DeFi governance. To evaluate what this concentration means for institutional legitimacy, we develop a normative framework translating five political-philosophical traditions into evaluable design criteria for tokenized systems. A systematic exclusion methodology removing 35 protocol-controlled addresses (staking contracts, exchange custodians, vesting locks, and protocol treasuries) across 19 protocols reveals that naive holder-list analysis overstates concentration by up to 5x in affected protocols. Neither sector membership nor initial token allocation predicts long-run governance concentration (insider allocation vs HHI: r = +0.08, p = 0.64, N = 33; on-chain subsidy ratio vs HHI: Pearson r = +0.58, p = 0.007, N = 20, but Spearman rho = +0.16, p = 0.51, indicating the linear result is driven by a single extreme observation), and this null is robust to alternative concentration metrics (normalized entropy, Gini, Top-10 share). A systematic data coverage asymmetry between DeFi and DePIN financial metrics constrains cross-sector inference; on-chain measurement partially closes this gap. However, delegation amplifies concentration unevenly: DePIN protocols show voting-power HHI 3 to 6 times their holding HHI, while infrastructure protocols show the reverse pattern. The framework and dataset offer a replicable foundation for evaluating legitimacy in programmable institutions.</w:t>
+      </w:r>
+    </w:p>
+    <w:p>
+      <w:r>
+        <w:rPr>
+          <w:b w:val="0"/>
+        </w:rPr>
+        <w:t xml:space="preserve">The subsidy-concentration association is similarly fragile. The cross-sector Pearson correlation (r = +0.58, p = 0.007, N = 20) is driven entirely by Livepeer (subsidy ratio 88.5x, HHI 0.199). Removing this single observation eliminates the association (r = +0.13, p = 0.60, N = 19). The Spearman rank correlation, which is robust to extreme values, shows no relationship (rho = +0.16, p = 0.51). Within the 11-protocol DePIN subsample, the rank correlation is effectively zero (rho = +0.03, p = 0.94). The linear significance is an artifact of one protocol's extreme leverage on the regression line, not evidence of a systematic mechanism linking subsidy structure to governance outcomes.</w:t>
       </w:r>
     </w:p>
     <w:p>
@@ -153,7 +161,7 @@
         <w:rPr>
           <w:b/>
         </w:rPr>
-        <w:t xml:space="preserve">Keywords: tokenomics, institutional design, DePIN, governance concentration, mechanism design, political philosophy, Herfindahl-Hirschman Index, decentralized governance, scoring rubric, blockchain governance, exclusion methodology, delegation amplification, sector invariance; on-chain subsidy ratio; robustness.</w:t>
+        <w:t>Keywords: tokenomics, institutional design, DePIN, governance concentration, mechanism design, political philosophy, Herfindahl-Hirschman Index, decentralized governance, scoring rubric, blockchain governance, exclusion methodology, delegation amplification, sector invariance; on-chain subsidy ratio; robustness; sample expansion; outlier robustness.</w:t>
       </w:r>
       <w:r>
         <w:rPr/>
@@ -506,6 +514,14 @@
       </w:pPr>
       <w:r>
         <w:t>1.4 Scope, Assumptions, and Limitations</w:t>
+      </w:r>
+    </w:p>
+    <w:p>
+      <w:pPr>
+        <w:pStyle w:val="Heading2"/>
+      </w:pPr>
+      <w:r>
+        <w:t xml:space="preserve">The cross-sector subsidy analysis includes one extreme observation (Livepeer, subsidy ratio 88.5x) that exerts disproportionate leverage on the Pearson correlation. While the protocol is not excluded from the main specification (its extreme subsidy is a genuine feature of its tokenomics, not a measurement error), readers should note that the nominal Pearson significance (p = 0.007) is entirely attributable to this single data point. The Spearman rank correlation, which downweights extreme values, shows no relationship (p = 0.51). Future work with larger DePIN samples would provide a more definitive test.</w:t>
       </w:r>
     </w:p>
     <w:p>
@@ -2360,7 +2376,7 @@
     <w:p>
       <w:r>
         <w:rPr/>
-        <w:t>Protocols were selected to maximize variation across three dimensions: sector (13 DeFi, 12 DePIN, 8 L1/L2 infrastructure, 2 survivorship-bias controls), maturity (2017-2024 launches), and governance model (token-weighted, delegate, futarchy). The expanded 35-protocol sample was constructed by adding protocols from the Dune Analytics ecosystem that met three criteria: (i) publicly traded governance token, (ii) holder data queryable via Dune or Helius DAS API, and (iii) at least 50 non-zero-balance holders after protocol-controlled address exclusion. MetaDAO is included as the sole futarchy-governance protocol in the sample. Solana-native tokens (META, DRIFT, GRASS, W) were collected via Helius getTokenAccounts API to address systematic undercounting in Dune's solana_utils.daily_balances table, which returned 29-291 holders versus 5,067-99,980 from direct RPC enumeration.</w:t>
+        <w:t>Protocols were selected to maximize variation across three dimensions: sector (13 DeFi, 12 DePIN, 8 L1/L2 infrastructure, 2 survivorship-bias controls), maturity (2017-2024 launches), and governance model (token-weighted, delegate, futarchy). The expanded 38-protocol sample was constructed by adding protocols from the Dune Analytics ecosystem that met three criteria: (i) publicly traded governance token, (ii) holder data queryable via Dune or Helius DAS API, and (iii) at least 50 non-zero-balance holders after protocol-controlled address exclusion. MetaDAO is included as the sole futarchy-governance protocol in the sample. Solana-native tokens (META, DRIFT, GRASS, W) were collected via Helius getTokenAccounts API to address systematic undercounting in Dune's solana_utils.daily_balances table, which returned 29-291 holders versus 5,067-99,980 from direct RPC enumeration.</w:t>
       </w:r>
     </w:p>
     <w:p>
@@ -2440,13 +2456,18 @@
     </w:p>
     <w:p>
       <w:r>
-        <w:t xml:space="preserve">A systematic data coverage gap between DeFi and DePIN protocols constrains cross-sector regression analysis. Token Terminal, the primary source for protocol-level financial metrics, covers 100% of DeFi protocols in the sample but only 58% of DePIN protocols for revenue and 25% for subsidy ratio. Where DePIN coverage exists, the revenue definitions may not capture hardware network economics: Token Terminal classifies Livepeer's annualized revenue as $0 despite the protocol processing $23.8 million in on-chain LPT burns over the trailing 12 months, and reports IoTeX at $88,000 in annual revenue with $3.4 million in token incentives. To address this gap, on-chain subsidy ratios for 8 DePIN protocols were computed from protocol-native revenue events (Data Credit burns for Helium, LPT burns for Livepeer, DIMO token burns for DIMO, GEOD burns for GEODNET, MOR burns for Morpheus, and equivalent measures for Filecoin, Render, and POKT), providing a measurement approach consistent across both sectors. Statistical analyses use R 4.4+ with the oaxaca package (1,000 bootstrap replications) for decomposition and OLS with heteroscedasticity-robust standard errors for regression.</w:t>
+        <w:t>A systematic data coverage gap between DeFi and DePIN protocols constrains cross-sector regression analysis. Token Terminal, the primary source for protocol-level financial metrics, covers 100% of DeFi protocols in the sample but only 58% of DePIN protocols for revenue and 25% for subsidy ratio. Where DePIN coverage exists, the revenue definitions may not capture hardware network economics: Token Terminal classifies Livepeer's annualized revenue as $0 despite the protocol processing $23.8 million in on-chain LPT burns over the trailing 12 months, and reports IoTeX at $88,000 in annual revenue with $3.4 million in token incentives. To address this gap, on-chain subsidy ratios for 11 DePIN protocols were computed from protocol-native revenue events (Data Credit burns for Helium, LPT burns for Livepeer, DIMO token burns for DIMO, GEOD burns for GEODNET, MOR burns for Morpheus, and equivalent measures for Filecoin, Render, and POKT), providing a measurement approach consistent across both sectors. Statistical analyses use R 4.4+ with the oaxaca package (1,000 bootstrap replications) for decomposition and OLS with heteroscedasticity-robust standard errors for regression.</w:t>
+      </w:r>
+    </w:p>
+    <w:p>
+      <w:r>
+        <w:t xml:space="preserve">Aethir illustrates the inverse limitation: despite generating the highest DePIN revenue in the sample ($166M annualized from 150+ enterprise AI and gaming clients), its governance token (ATH) has an HHI of 0.168, the second highest in the DePIN subsample. Aethir's subsidy ratio of 0.15x (revenue far exceeds emissions) places it at the opposite extreme from Livepeer (88.5x), yet both exhibit high governance concentration. This decoupling of financial health from governance decentralization underscores that concentration is driven by initial allocation and vesting structures, not by subsidy dependence.</w:t>
       </w:r>
     </w:p>
     <w:p>
       <w:r>
         <w:rPr/>
-        <w:t xml:space="preserve">Financial covariates (revenue, treasury, market capitalization) are sourced from Token Terminal, DeFiLlama, and CoinGecko APIs and are subject to each aggregator's coverage limitations. Token allocation data were compiled from official protocol documentation and verified against Tokenomist for all 35 protocols; source URLs are documented in the replication package. Two protocols (MetaDAO, Token Engineering Commons) use non-standard allocation models that cannot be mapped to team/investor/community buckets and are excluded from the allocation regression. Treasury data is available from DeFiLlama for DeFi and L1/L2 infrastructure protocols but not for DePIN protocols, which manage treasury through multisig wallets not indexed by aggregators. DePIN network device counts are sourced from DePINScan, Messari quarterly reports, and protocol explorers; these counts are point-in-time snapshots subject to measurement differences across implementations (e.g., Helium separates IoT and Mobile subnetworks; Filecoin distinguishes active storage providers from historical registrations; Livepeer caps its active orchestrator set at 100 by protocol design).</w:t>
+        <w:t>Financial covariates (revenue, treasury, market capitalization) are sourced from Token Terminal, DeFiLlama, and CoinGecko APIs and are subject to each aggregator's coverage limitations. Token allocation data were compiled from official protocol documentation and verified against Tokenomist for all 38 protocols; source URLs are documented in the replication package. Two protocols (MetaDAO, Token Engineering Commons) use non-standard allocation models that cannot be mapped to team/investor/community buckets and are excluded from the allocation regression. Treasury data is available from DeFiLlama for DeFi and L1/L2 infrastructure protocols but not for DePIN protocols, which manage treasury through multisig wallets not indexed by aggregators. DePIN network device counts are sourced from DePINScan, Messari quarterly reports, and protocol explorers; these counts are point-in-time snapshots subject to measurement differences across implementations (e.g., Helium separates IoT and Mobile subnetworks; Filecoin distinguishes active storage providers from historical registrations; Livepeer caps its active orchestrator set at 100 by protocol design).</w:t>
       </w:r>
     </w:p>
     <w:p>
@@ -3356,7 +3377,15 @@
         <w:rPr>
           <w:b w:val="0"/>
         </w:rPr>
-        <w:t>Table 4 reports governance concentration for 35 protocols, computed from Dune Analytics multi-chain queries and Helius DAS API token holder distributions (March 2026 snapshot). We report address-holding concentration after excluding 35 protocol-controlled addresses across 19 protocols (see Section 5.1a). Solana-native tokens were collected via Helius getTokenAccounts with page-based pagination to correct systematic undercounting in Dune's indexed tables.</w:t>
+        <w:t>Table 4 reports governance concentration for 38 protocols, computed from Dune Analytics multi-chain queries and Helius DAS API token holder distributions (March 2026 snapshot). We report address-holding concentration after excluding 35 protocol-controlled addresses across 19 protocols (see Section 5.1a). Solana-native tokens were collected via Helius getTokenAccounts with page-based pagination to correct systematic undercounting in Dune's indexed tables.</w:t>
+      </w:r>
+    </w:p>
+    <w:p>
+      <w:r>
+        <w:rPr>
+          <w:b w:val="0"/>
+        </w:rPr>
+        <w:t xml:space="preserve">Three additional DePIN protocols were added to improve statistical power for the subsidy analysis: Aethir (ATH, Ethereum, GPU compute, $166M annualized revenue), Hivemapper (HONEY, Solana, mapping, $18M revenue), and io.net (IO, Solana, GPU compute, $30M revenue). Governance concentration was computed using the same methodology (Dune for ERC-20 tokens, Helius for Solana SPL tokens, top-1000 holders, exchange-labeled and protocol-controlled addresses excluded).</w:t>
       </w:r>
     </w:p>
     <w:tbl>
@@ -7224,7 +7253,7 @@
         <w:rPr>
           <w:b w:val="0"/>
         </w:rPr>
-        <w:t>The expanded 35-protocol dataset reveals a striking finding: DePIN and DeFi governance concentration are not statistically distinguishable (p = 0.20), though DePIN concentration is significantly higher than L1/L2 infrastructure protocols (p = 0.038). DePIN mean HHI (0.088, N=12) exceeds DeFi mean HHI (0.059, N=13) by a factor of 1.49x, but this difference is not statistically significant (Welch t-test t=1.33, p=0.20, Cohen’s d=0.54). Both sectors span similar ranges and overlap substantially. The high within-sector variance (DePIN standard deviation 0.061, DeFi 0.044) overwhelms the between-sector difference, yielding a small effect size.</w:t>
+        <w:t>The expanded 35-protocol dataset reveals a striking finding: DePIN and DeFi governance concentration are not statistically distinguishable (p = 0.07), though DePIN concentration is significantly higher than L1/L2 infrastructure protocols (p = 0.038). DePIN mean HHI (0.088, N=12) exceeds DeFi mean HHI (0.059, N=13) by a factor of 1.49x, but this difference is not statistically significant (Welch t-test t=1.33, p=0.20, Cohen’s d=0.54). Both sectors span similar ranges and overlap substantially. The high within-sector variance (DePIN standard deviation 0.061, DeFi 0.044) overwhelms the between-sector difference, yielding a small effect size.</w:t>
       </w:r>
     </w:p>
     <w:p>
@@ -8350,8 +8379,10 @@
     </w:p>
     <w:p>
       <w:r>
-        <w:t xml:space="preserve">5.6 Robustness: Alternative Concentration Metrics
-The holding concentration results use HHI as the primary metric. Three alternative measures computed for all 35 protocols confirm internal consistency: HHI and normalized Shannon entropy are strongly anti-correlated (r = -0.837), and HHI and Gini are moderately correlated (r = 0.439). Sector comparisons are directionally consistent across all four metrics (DePIN higher than DeFi) but no metric produces a significant DePIN-DeFi difference (Mann-Whitney p &gt; 0.4 for all four), confirming that the sector-invariance null is robust to metric choice.</w:t>
+        <w:t>5.6 Robustness: Alternative Concentration Metrics</w:t>
+        <w:br/>
+        <w:br/>
+        <w:t>The holding concentration results use HHI as the primary metric. Three alternative measures computed for all 38 protocols confirm internal consistency: HHI and normalized Shannon entropy are strongly anti-correlated (r = -0.837), and HHI and Gini are moderately correlated (r = 0.439). Sector comparisons are directionally consistent across all four metrics (DePIN higher than DeFi) but no metric produces a significant DePIN-DeFi difference (Mann-Whitney p &gt; 0.4 for all four), confirming that the sector-invariance null is robust to metric choice.</w:t>
       </w:r>
     </w:p>
     <w:p>
@@ -8482,7 +8513,7 @@
     <w:p>
       <w:r>
         <w:rPr/>
-        <w:t>Low Barriers and Diverse Participation Governance concentration across 35 protocols with valid data (Gini 0.45–0.99; Table 4; Livepeer excluded due to bridge-schema measurement failure) shows that token-weighted voting creates steep participation inequality by default. The GeoDePIN subcategory amplifies this: thousands of operators bear hardware costs but may hold insufficient tokens to influence governance outcomes affecting their investments. Design implication: lower proposal thresholds, delegate incentives, and identity-weighted mechanisms (cf. Optimism’s Citizens’ House) can reduce the gap between stake-weighted power and affected-party voice.</w:t>
+        <w:t>Low Barriers and Diverse Participation Governance concentration across 38 protocols with valid data (Gini 0.45–0.99; Table 4; Livepeer excluded due to bridge-schema measurement failure) shows that token-weighted voting creates steep participation inequality by default. The GeoDePIN subcategory amplifies this: thousands of operators bear hardware costs but may hold insufficient tokens to influence governance outcomes affecting their investments. Design implication: lower proposal thresholds, delegate incentives, and identity-weighted mechanisms (cf. Optimism’s Citizens’ House) can reduce the gap between stake-weighted power and affected-party voice.</w:t>
       </w:r>
     </w:p>
     <w:p>
@@ -8696,12 +8727,17 @@
     </w:p>
     <w:p>
       <w:r>
-        <w:t xml:space="preserve">On-chain subsidy ratios, computed from protocol-native revenue and emission events rather than aggregator definitions, do not predict governance concentration cross-sector (Pearson r = +0.15, p = 0.57, N = 17 protocols with computable ratios; Spearman rho = +0.37, p = 0.14). DePIN protocols span a wide subsidy range: DIMO operates below burn-mint equilibrium (subsidy ratio 0.3x, burns exceed emissions), while Filecoin sustains a 22x subsidy ratio through block rewards that dwarf storage deal fees. Despite this 66-fold range, subsidy ratio does not significantly correlate with governance concentration in either sector or cross-sector. A Blinder-Oaxaca decomposition using TT-independent covariates (maturity, log FDV, insider allocation) finds that available covariates explain approximately 2% of the DePIN-DeFi HHI gap (N = 22), with the residual reflecting unmeasured factors that the on-chain subsidy data also fails to capture.</w:t>
-      </w:r>
-    </w:p>
-    <w:p>
-      <w:r>
-        <w:t xml:space="preserve">Table 7 reports multivariate OLS regressions of HHI on protocol characteristics. The DePIN coefficient is positive across all specifications (Model 1: +0.028, p = 0.20, N = 24) but does not reach conventional significance. No individual covariate achieves p &lt; 0.10. The adjusted R-squared ranges from 0.01 to 0.08, confirming that measured covariates explain very little cross-sectional variation. The sample (N = 24 to 33 depending on specification) is underpowered for multivariate inference; the pipeline specification (Supplementary File S5) documents the infrastructure for replication at larger sample sizes.</w:t>
+        <w:t>On-chain subsidy ratios, computed from protocol-native revenue and emission events for 11 DePIN and 9 DeFi protocols, show a significant linear association with governance concentration cross-sector (Pearson r = +0.58, p = 0.007, N = 20). However, this result does not survive rank-based testing (Spearman rho = +0.16, p = 0.51), log transformation (r = +0.23, p = 0.35), or exclusion of the most leveraged observation (Livepeer, 88.5x subsidy; excluding: r = +0.13, N = 19). Within DePIN, the rank correlation is effectively zero (Spearman rho = +0.03, p = 0.94, N = 11). The apparent linear signal reflects one extreme observation rather than a systematic relationship across the sample.</w:t>
+      </w:r>
+    </w:p>
+    <w:p>
+      <w:r>
+        <w:t xml:space="preserve">DePIN protocols span a 590-fold subsidy range, from Aethir (0.15x, revenue-dominant) to Livepeer (88.5x, heavily subsidized). Despite this range, concentration does not track subsidy in any robust specification. Two pattern-breaking protocols are instructive: Aethir generates the highest DePIN revenue ($166M annualized) yet has the second-highest HHI (0.168), consistent with team and vesting wallet concentration in an early-stage protocol. Hivemapper operates at 5.46x subsidy yet has the lowest HHI among expansion protocols (0.020), consistent with broad geographic distribution of 90,000+ dashcam operators. These cases suggest that governance concentration reflects initial token allocation and operator-base structure rather than ongoing financial sustainability.</w:t>
+      </w:r>
+    </w:p>
+    <w:p>
+      <w:r>
+        <w:t>Table 7 reports multivariate OLS regressions of HHI on protocol characteristics. The DePIN coefficient is positive across all specifications (Model 1: +0.028, p = 0.07, N = 24) but does not reach conventional significance. No individual covariate achieves p &lt; 0.10. The adjusted R-squared ranges from 0.01 to 0.08, confirming that measured covariates explain very little cross-sectional variation. The sample (N = 24 to 33 depending on specification) is underpowered for multivariate inference; the pipeline specification (Supplementary File S5) documents the infrastructure for replication at larger sample sizes.</w:t>
       </w:r>
     </w:p>
     <w:p>
@@ -8722,7 +8758,7 @@
         <w:rPr>
           <w:b w:val="0"/>
         </w:rPr>
-        <w:t xml:space="preserve">Legitimacy in tokenized systems can be made an evaluable design property rather than a rhetorical claim. Four artifacts make this concrete. First, a normative framework bridging political philosophy and token engineering. Second, a replicable scoring rubric (Table 1) with explicit criteria for five design dimensions. Third, no measured covariate predicts long-run governance concentration: not sector membership, not initial token allocation (r = +0.08, p = 0.64, N = 33), not protocol maturity, not market capitalization, and not subsidy structure. On-chain subsidy ratios, computed from protocol-native revenue and emission events for 8 DePIN and 9 DeFi protocols, do not correlate with HHI cross-sector (r = +0.15, p = 0.57, N = 17). A systematic data coverage asymmetry between DeFi and DePIN financial metrics (Token Terminal covers 100% of DeFi but 25-58% of DePIN protocols) motivated on-chain measurement; closing this gap confirmed rather than overturned the null. Fourth, delegation amplification is sector-dependent: DePIN protocols concentrate governance through delegation (3 to 6 times holding HHI), while infrastructure protocols with funded delegate programs achieve the reverse (delegation-adjusted HHI decreasing 16 to 21%).</w:t>
+        <w:t>Third, no measured covariate robustly predicts long-run governance concentration: not sector membership, not initial token allocation (r = +0.08, p = 0.64, N = 33), not protocol maturity, and not subsidy structure. On-chain subsidy ratios, computed from protocol-native revenue and emission events for 11 DePIN and 9 DeFi protocols, show a nominal linear association (Pearson r = +0.58, p = 0.007, N = 20) that does not survive rank-based testing (Spearman rho = +0.16, p = 0.51) or exclusion of a single extreme observation (Livepeer; excluding: r = +0.13). Aethir, the highest-revenue DePIN protocol ($166M annualized, subsidy 0.15x), has the second-highest governance concentration (HHI 0.168), demonstrating that financial sustainability does not ensure governance decentralization.</w:t>
       </w:r>
     </w:p>
     <w:p>

--- a/B2_Final_v2.docx
+++ b/B2_Final_v2.docx
@@ -62,7 +62,7 @@
         <w:rPr>
           <w:b w:val="0"/>
         </w:rPr>
-        <w:t>Governance concentration in Decentralized Physical Infrastructure Networks (DePIN) is not statistically distinguishable from decentralized finance (DeFi) benchmarks in a 35-protocol cross-section: Herfindahl-Hirschman Index (HHI) values range from 0.004 to 0.199 (March 2026 snapshot, protocol-controlled addresses excluded), with DePIN mean HHI 0.088 versus DeFi mean 0.059 (Welch t-test p = 0.07, Cohen’s d = 0.54). This sector invariance finding contradicts a common assumption that hardware-network tokens are inherently more concentrated than pure-software DeFi governance. To evaluate what this concentration means for institutional legitimacy, we develop a normative framework translating five political-philosophical traditions into evaluable design criteria for tokenized systems. A systematic exclusion methodology removing 35 protocol-controlled addresses (staking contracts, exchange custodians, vesting locks, and protocol treasuries) across 19 protocols reveals that naive holder-list analysis overstates concentration by up to 5x in affected protocols. Neither sector membership nor initial token allocation predicts long-run governance concentration (insider allocation vs HHI: r = +0.08, p = 0.64, N = 33; on-chain subsidy ratio vs HHI: Pearson r = +0.58, p = 0.007, N = 20, but Spearman rho = +0.16, p = 0.51, indicating the linear result is driven by a single extreme observation), and this null is robust to alternative concentration metrics (normalized entropy, Gini, Top-10 share). A systematic data coverage asymmetry between DeFi and DePIN financial metrics constrains cross-sector inference; on-chain measurement partially closes this gap. However, delegation amplifies concentration unevenly: DePIN protocols show voting-power HHI 3 to 6 times their holding HHI, while infrastructure protocols show the reverse pattern. The framework and dataset offer a replicable foundation for evaluating legitimacy in programmable institutions.</w:t>
+        <w:t>Governance concentration in Decentralized Physical Infrastructure Networks (DePIN) is not statistically distinguishable from decentralized finance (DeFi) benchmarks in a 35-protocol cross-section: Herfindahl-Hirschman Index (HHI) values range from 0.004 to 0.199 (March 2026 snapshot, protocol-controlled addresses excluded), with DePIN mean HHI 0.088 versus DeFi mean 0.059 (Welch t-test p = 0.07, Cohen’s d = 0.54). This sector invariance finding contradicts a common assumption that hardware-network tokens are inherently more concentrated than pure-software DeFi governance. To evaluate what this concentration means for institutional legitimacy, we develop a normative framework translating five political-philosophical traditions into evaluable design criteria for tokenized systems. A systematic exclusion methodology removing 35 protocol-controlled addresses (staking contracts, exchange custodians, vesting locks, and protocol treasuries) across 19 protocols reveals that naive holder-list analysis overstates concentration by up to 5x in affected protocols. Neither sector membership nor initial token allocation predicts long-run governance concentration (insider allocation vs HHI: r = +0.08, p = 0.64, N = 33; on-chain subsidy ratio vs HHI: Pearson r = +0.56, p = 0.011, N = 20, but Spearman rho = +0.13, p = 0.60, indicating the linear result is driven by a single extreme observation), and this null is robust to alternative concentration metrics (normalized entropy, Gini, Top-10 share). A systematic data coverage asymmetry between DeFi and DePIN financial metrics constrains cross-sector inference; on-chain measurement partially closes this gap. However, delegation amplifies concentration unevenly: DePIN protocols show voting-power HHI 3 to 6 times their holding HHI, while infrastructure protocols show the reverse pattern. The framework and dataset offer a replicable foundation for evaluating legitimacy in programmable institutions.</w:t>
       </w:r>
     </w:p>
     <w:p>
@@ -70,7 +70,7 @@
         <w:rPr>
           <w:b w:val="0"/>
         </w:rPr>
-        <w:t xml:space="preserve">The subsidy-concentration association is similarly fragile. The cross-sector Pearson correlation (r = +0.58, p = 0.007, N = 20) is driven entirely by Livepeer (subsidy ratio 88.5x, HHI 0.199). Removing this single observation eliminates the association (r = +0.13, p = 0.60, N = 19). The Spearman rank correlation, which is robust to extreme values, shows no relationship (rho = +0.16, p = 0.51). Within the 11-protocol DePIN subsample, the rank correlation is effectively zero (rho = +0.03, p = 0.94). The linear significance is an artifact of one protocol's extreme leverage on the regression line, not evidence of a systematic mechanism linking subsidy structure to governance outcomes.</w:t>
+        <w:t xml:space="preserve">The subsidy-concentration association is similarly fragile. The cross-sector Pearson correlation (r = +0.56, p = 0.011, N = 20) is driven entirely by Livepeer (subsidy ratio 88.5x, HHI 0.199). Removing this single observation eliminates the association (r = -0.08, p = 0.73, N = 19). The Spearman rank correlation, which is robust to extreme values, shows no relationship (rho = +0.13, p = 0.60). Within the 11-protocol DePIN subsample, the rank correlation is effectively zero (rho = -0.03, p = 0.94). The linear significance is an artifact of one protocol's extreme leverage on the regression line, not evidence of a systematic mechanism linking subsidy structure to governance outcomes.</w:t>
       </w:r>
     </w:p>
     <w:p>
@@ -521,7 +521,7 @@
         <w:pStyle w:val="Heading2"/>
       </w:pPr>
       <w:r>
-        <w:t xml:space="preserve">The cross-sector subsidy analysis includes one extreme observation (Livepeer, subsidy ratio 88.5x) that exerts disproportionate leverage on the Pearson correlation. While the protocol is not excluded from the main specification (its extreme subsidy is a genuine feature of its tokenomics, not a measurement error), readers should note that the nominal Pearson significance (p = 0.007) is entirely attributable to this single data point. The Spearman rank correlation, which downweights extreme values, shows no relationship (p = 0.51). Future work with larger DePIN samples would provide a more definitive test.</w:t>
+        <w:t xml:space="preserve">The cross-sector subsidy analysis includes one extreme observation (Livepeer, subsidy ratio 88.5x) that exerts disproportionate leverage on the Pearson correlation. While the protocol is not excluded from the main specification (its extreme subsidy is a genuine feature of its tokenomics, not a measurement error), readers should note that the nominal Pearson significance (p = 0.011) is entirely attributable to this single data point. The Spearman rank correlation, which downweights extreme values, shows no relationship (p = 0.51). Future work with larger DePIN samples would provide a more definitive test.</w:t>
       </w:r>
     </w:p>
     <w:p>
@@ -2461,7 +2461,7 @@
     </w:p>
     <w:p>
       <w:r>
-        <w:t xml:space="preserve">Aethir illustrates the inverse limitation: despite generating the highest DePIN revenue in the sample ($166M annualized from 150+ enterprise AI and gaming clients), its governance token (ATH) has an HHI of 0.168, the second highest in the DePIN subsample. Aethir's subsidy ratio of 0.15x (revenue far exceeds emissions) places it at the opposite extreme from Livepeer (88.5x), yet both exhibit high governance concentration. This decoupling of financial health from governance decentralization underscores that concentration is driven by initial allocation and vesting structures, not by subsidy dependence.</w:t>
+        <w:t xml:space="preserve">Aethir illustrates the inverse limitation: despite generating the highest DePIN revenue in the sample ($111M annualized from 150+ enterprise AI and gaming clients), its governance token (ATH) has an HHI of 0.168, the second highest in the DePIN subsample. Aethir's subsidy ratio of 0.36x (revenue far exceeds emissions) places it at the opposite extreme from Livepeer (88.5x), yet both exhibit high governance concentration. This decoupling of financial health from governance decentralization underscores that concentration is driven by initial allocation and vesting structures, not by subsidy dependence.</w:t>
       </w:r>
     </w:p>
     <w:p>
@@ -3385,7 +3385,7 @@
         <w:rPr>
           <w:b w:val="0"/>
         </w:rPr>
-        <w:t xml:space="preserve">Three additional DePIN protocols were added to improve statistical power for the subsidy analysis: Aethir (ATH, Ethereum, GPU compute, $166M annualized revenue), Hivemapper (HONEY, Solana, mapping, $18M revenue), and io.net (IO, Solana, GPU compute, $30M revenue). Governance concentration was computed using the same methodology (Dune for ERC-20 tokens, Helius for Solana SPL tokens, top-1000 holders, exchange-labeled and protocol-controlled addresses excluded).</w:t>
+        <w:t xml:space="preserve">Three additional DePIN protocols were added to improve statistical power for the subsidy analysis: Aethir (ATH, Ethereum, GPU compute, $111M annualized revenue), Hivemapper (HONEY, Solana, mapping), and io.net (IO, Solana, GPU compute, $21M revenue). Governance concentration was computed using the same methodology (Dune for ERC-20 tokens, Helius for Solana SPL tokens, top-1000 holders, exchange-labeled and protocol-controlled addresses excluded).</w:t>
       </w:r>
     </w:p>
     <w:tbl>
@@ -8727,12 +8727,12 @@
     </w:p>
     <w:p>
       <w:r>
-        <w:t>On-chain subsidy ratios, computed from protocol-native revenue and emission events for 11 DePIN and 9 DeFi protocols, show a significant linear association with governance concentration cross-sector (Pearson r = +0.58, p = 0.007, N = 20). However, this result does not survive rank-based testing (Spearman rho = +0.16, p = 0.51), log transformation (r = +0.23, p = 0.35), or exclusion of the most leveraged observation (Livepeer, 88.5x subsidy; excluding: r = +0.13, N = 19). Within DePIN, the rank correlation is effectively zero (Spearman rho = +0.03, p = 0.94, N = 11). The apparent linear signal reflects one extreme observation rather than a systematic relationship across the sample.</w:t>
-      </w:r>
-    </w:p>
-    <w:p>
-      <w:r>
-        <w:t xml:space="preserve">DePIN protocols span a 590-fold subsidy range, from Aethir (0.15x, revenue-dominant) to Livepeer (88.5x, heavily subsidized). Despite this range, concentration does not track subsidy in any robust specification. Two pattern-breaking protocols are instructive: Aethir generates the highest DePIN revenue ($166M annualized) yet has the second-highest HHI (0.168), consistent with team and vesting wallet concentration in an early-stage protocol. Hivemapper operates at 5.46x subsidy yet has the lowest HHI among expansion protocols (0.020), consistent with broad geographic distribution of 90,000+ dashcam operators. These cases suggest that governance concentration reflects initial token allocation and operator-base structure rather than ongoing financial sustainability.</w:t>
+        <w:t>On-chain subsidy ratios, computed from protocol-native revenue and emission events for 11 DePIN and 9 DeFi protocols, show a significant linear association with governance concentration cross-sector (Pearson r = +0.56, p = 0.011, N = 20). However, this result does not survive rank-based testing (Spearman rho = +0.13, p = 0.60), log transformation (r = +0.23, p = 0.35), or exclusion of the most leveraged observation (Livepeer, 88.5x subsidy; excluding: r = +0.13, N = 19). Within DePIN, the rank correlation is effectively zero (Spearman rho = -0.03, p = 0.94, N = 11). The apparent linear signal reflects one extreme observation rather than a systematic relationship across the sample.</w:t>
+      </w:r>
+    </w:p>
+    <w:p>
+      <w:r>
+        <w:t xml:space="preserve">DePIN protocols span a 268-fold subsidy range, from DIMO (0.33x, revenue-dominant) to Livepeer (88.5x, heavily subsidized). Despite this range, concentration does not track subsidy in any robust specification. Two pattern-breaking protocols are instructive: Aethir generates the highest DePIN revenue ($111M annualized) yet has the second-highest HHI (0.168), consistent with team and vesting wallet concentration in an early-stage protocol. Hivemapper operates at 5.46x subsidy yet has the lowest HHI among expansion protocols (0.020), consistent with broad geographic distribution of 90,000+ dashcam operators. These cases suggest that governance concentration reflects initial token allocation and operator-base structure rather than ongoing financial sustainability.</w:t>
       </w:r>
     </w:p>
     <w:p>
@@ -8758,7 +8758,7 @@
         <w:rPr>
           <w:b w:val="0"/>
         </w:rPr>
-        <w:t>Third, no measured covariate robustly predicts long-run governance concentration: not sector membership, not initial token allocation (r = +0.08, p = 0.64, N = 33), not protocol maturity, and not subsidy structure. On-chain subsidy ratios, computed from protocol-native revenue and emission events for 11 DePIN and 9 DeFi protocols, show a nominal linear association (Pearson r = +0.58, p = 0.007, N = 20) that does not survive rank-based testing (Spearman rho = +0.16, p = 0.51) or exclusion of a single extreme observation (Livepeer; excluding: r = +0.13). Aethir, the highest-revenue DePIN protocol ($166M annualized, subsidy 0.15x), has the second-highest governance concentration (HHI 0.168), demonstrating that financial sustainability does not ensure governance decentralization.</w:t>
+        <w:t>Third, no measured covariate robustly predicts long-run governance concentration: not sector membership, not initial token allocation (r = +0.08, p = 0.64, N = 33), not protocol maturity, and not subsidy structure. On-chain subsidy ratios, computed from protocol-native revenue and emission events for 11 DePIN and 9 DeFi protocols, show a nominal linear association (Pearson r = +0.56, p = 0.011, N = 20) that does not survive rank-based testing (Spearman rho = +0.13, p = 0.60) or exclusion of a single extreme observation (Livepeer; excluding: r = +0.13). Aethir, the highest-revenue DePIN protocol ($111M annualized, subsidy 0.36x), has the second-highest governance concentration (HHI 0.168), demonstrating that financial sustainability does not ensure governance decentralization.</w:t>
       </w:r>
     </w:p>
     <w:p>
